--- a/Efficient Bone Fracture Identification.docx
+++ b/Efficient Bone Fracture Identification.docx
@@ -213,7 +213,7 @@
           <w:b/>
           <w:sz w:val="24"/>
         </w:rPr>
-        <w:t>Related Work</w:t>
+        <w:t>Introduction</w:t>
       </w:r>
     </w:p>
     <w:p>
@@ -239,13 +239,7 @@
         <w:rPr>
           <w:sz w:val="24"/>
         </w:rPr>
-        <w:t>Computer-Aided Design</w:t>
-      </w:r>
-      <w:r>
-        <w:rPr>
-          <w:sz w:val="24"/>
-        </w:rPr>
-        <w:t xml:space="preserve"> </w:t>
+        <w:t xml:space="preserve">Computer-Aided Design </w:t>
       </w:r>
       <w:r>
         <w:rPr>
@@ -463,13 +457,7 @@
         <w:rPr>
           <w:sz w:val="24"/>
         </w:rPr>
-        <w:t>State-of-the-Art</w:t>
-      </w:r>
-      <w:r>
-        <w:rPr>
-          <w:sz w:val="24"/>
-        </w:rPr>
-        <w:t xml:space="preserve"> </w:t>
+        <w:t xml:space="preserve">State-of-the-Art </w:t>
       </w:r>
       <w:r>
         <w:rPr>
@@ -700,19 +688,7 @@
         <w:rPr>
           <w:sz w:val="24"/>
         </w:rPr>
-        <w:t>[10]</w:t>
-      </w:r>
-      <w:r>
-        <w:rPr>
-          <w:sz w:val="24"/>
-        </w:rPr>
-        <w:fldChar w:fldCharType="end"/>
-      </w:r>
-      <w:r>
-        <w:rPr>
-          <w:sz w:val="24"/>
-        </w:rPr>
-        <w:t>. Recent SOTA research clearly indicates the improvement in the</w:t>
+        <w:t>[1</w:t>
       </w:r>
       <w:bookmarkStart w:id="0" w:name="_GoBack"/>
       <w:bookmarkEnd w:id="0"/>
@@ -720,7 +696,19 @@
         <w:rPr>
           <w:sz w:val="24"/>
         </w:rPr>
-        <w:t xml:space="preserve"> performance and reliability of automated systems through the use of ensembles and tools like Grad-CAM. Nevertheless, the combination of all these features in a cohesive diagnostic pipeline demands a robust data-processing and validation system. The following section discusses the methodology adopted in this paper, covering the data acquisition process, the improvements made on the framework, and finally the evaluation metrics used to ensure accuracy."</w:t>
+        <w:t>0]</w:t>
+      </w:r>
+      <w:r>
+        <w:rPr>
+          <w:sz w:val="24"/>
+        </w:rPr>
+        <w:fldChar w:fldCharType="end"/>
+      </w:r>
+      <w:r>
+        <w:rPr>
+          <w:sz w:val="24"/>
+        </w:rPr>
+        <w:t>. Recent SOTA research clearly indicates the improvement in the performance and reliability of automated systems through the use of ensembles and tools like Grad-CAM. Nevertheless, the combination of all these features in a cohesive diagnostic pipeline demands a robust data-processing and validation system. The following section discusses the methodology adopted in this paper, covering the data acquisition process, the improvements made on the framework, and finally the evaluation metrics used to ensure accuracy."</w:t>
       </w:r>
     </w:p>
     <w:p>
@@ -822,9 +810,16 @@
       </w:pPr>
       <w:r>
         <w:rPr>
-          <w:sz w:val="24"/>
-        </w:rPr>
-        <w:t>FIGURE:1: Proposed Network Methodology</w:t>
+          <w:b/>
+          <w:sz w:val="24"/>
+        </w:rPr>
+        <w:t>FIGURE:1:</w:t>
+      </w:r>
+      <w:r>
+        <w:rPr>
+          <w:sz w:val="24"/>
+        </w:rPr>
+        <w:t xml:space="preserve"> Proposed Network Methodology</w:t>
       </w:r>
     </w:p>
     <w:p>
@@ -883,14 +878,6 @@
         </w:rPr>
         <w:t>. Usually, it is used in the ratio of 80/20 between train and test sets. This resource can be helpful in the development and evaluation of models for detecting fractures in the bones of lower limbs. It is licensed under Creative Commons Attribution 4.0 International License and thus can be openly used by researchers all around the world.</w:t>
       </w:r>
-    </w:p>
-    <w:p>
-      <w:pPr>
-        <w:jc w:val="both"/>
-        <w:rPr>
-          <w:sz w:val="24"/>
-        </w:rPr>
-      </w:pPr>
     </w:p>
     <w:p>
       <w:pPr>
@@ -955,6 +942,32 @@
           <w:sz w:val="24"/>
         </w:rPr>
       </w:pPr>
+      <w:r>
+        <w:rPr>
+          <w:b/>
+          <w:sz w:val="24"/>
+        </w:rPr>
+        <w:t xml:space="preserve">Figure </w:t>
+      </w:r>
+      <w:r>
+        <w:rPr>
+          <w:b/>
+          <w:sz w:val="24"/>
+        </w:rPr>
+        <w:t>2</w:t>
+      </w:r>
+      <w:r>
+        <w:rPr>
+          <w:sz w:val="24"/>
+        </w:rPr>
+        <w:t>: Training and validation accuracy (left) and loss (right) curves across 20 epochs, illustra</w:t>
+      </w:r>
+      <w:r>
+        <w:rPr>
+          <w:sz w:val="24"/>
+        </w:rPr>
+        <w:t>ting rapid model convergence.</w:t>
+      </w:r>
     </w:p>
     <w:p>
       <w:pPr>
@@ -1046,6 +1059,27 @@
     </w:p>
     <w:p>
       <w:pPr>
+        <w:jc w:val="both"/>
+        <w:rPr>
+          <w:sz w:val="24"/>
+        </w:rPr>
+      </w:pPr>
+      <w:r>
+        <w:rPr>
+          <w:b/>
+          <w:sz w:val="24"/>
+        </w:rPr>
+        <w:t>Figure 3:</w:t>
+      </w:r>
+      <w:r>
+        <w:rPr>
+          <w:sz w:val="24"/>
+        </w:rPr>
+        <w:t xml:space="preserve"> Confusion matrix for the classification of "fracture" and "normal" cases, demonstrating high predictive accuracy with only four misclassified instances.</w:t>
+      </w:r>
+    </w:p>
+    <w:p>
+      <w:pPr>
         <w:pStyle w:val="NormalWeb"/>
         <w:jc w:val="both"/>
         <w:rPr>
@@ -1129,22 +1163,63 @@
       <w:r>
         <w:rPr>
           <w:rFonts w:asciiTheme="minorHAnsi" w:eastAsiaTheme="minorHAnsi" w:hAnsiTheme="minorHAnsi" w:cstheme="minorBidi"/>
+          <w:b/>
           <w:szCs w:val="22"/>
         </w:rPr>
-        <w:t>An in-depth evaluation of the performance of the model is carried out using the classification report, which offers an analytical evaluation of the model’s efficiency on the basis of several statistical characteristics. Precision can be used as an indicator of how precise the model is, i.e., how often it predicts correctly when stating that there is an injury – thus, it has to be as high as possible for the class 'Fracture' because it minimizes 'false alarms'. At the same time, the recall characteristic, otherwise known as sensitivity, determines how often the model correctly recognizes true positives. In other words, the high value of the recall for the class of interest shows that most of the cases of fractures will be identified by the model without producing false negative results.</w:t>
+        <w:t>Figure 4</w:t>
       </w:r>
       <w:r>
         <w:rPr>
           <w:rFonts w:asciiTheme="minorHAnsi" w:eastAsiaTheme="minorHAnsi" w:hAnsiTheme="minorHAnsi" w:cstheme="minorBidi"/>
           <w:szCs w:val="22"/>
         </w:rPr>
-        <w:t xml:space="preserve"> </w:t>
-      </w:r>
+        <w:t xml:space="preserve">: </w:t>
+      </w:r>
+      <w:proofErr w:type="spellStart"/>
       <w:r>
         <w:rPr>
           <w:rFonts w:asciiTheme="minorHAnsi" w:eastAsiaTheme="minorHAnsi" w:hAnsiTheme="minorHAnsi" w:cstheme="minorBidi"/>
           <w:szCs w:val="22"/>
         </w:rPr>
+        <w:t>Heatmap</w:t>
+      </w:r>
+      <w:proofErr w:type="spellEnd"/>
+      <w:r>
+        <w:rPr>
+          <w:rFonts w:asciiTheme="minorHAnsi" w:eastAsiaTheme="minorHAnsi" w:hAnsiTheme="minorHAnsi" w:cstheme="minorBidi"/>
+          <w:szCs w:val="22"/>
+        </w:rPr>
+        <w:t xml:space="preserve"> of the classification report showing precision, recall, and F1-score for "fracture" and "normal" classes, highlighting an overall model accuracy of 99%.</w:t>
+      </w:r>
+    </w:p>
+    <w:p>
+      <w:pPr>
+        <w:pStyle w:val="NormalWeb"/>
+        <w:jc w:val="both"/>
+        <w:rPr>
+          <w:rFonts w:asciiTheme="minorHAnsi" w:eastAsiaTheme="minorHAnsi" w:hAnsiTheme="minorHAnsi" w:cstheme="minorBidi"/>
+          <w:szCs w:val="22"/>
+        </w:rPr>
+      </w:pPr>
+      <w:r>
+        <w:rPr>
+          <w:rFonts w:asciiTheme="minorHAnsi" w:eastAsiaTheme="minorHAnsi" w:hAnsiTheme="minorHAnsi" w:cstheme="minorBidi"/>
+          <w:szCs w:val="22"/>
+        </w:rPr>
+        <w:t>An in-depth evaluation of the performance of the model is carried out using the classification report, which offers an analytical evaluation of the model’s efficiency on the basis of several statistical characteristics. Precision can be used as an indicator of how precise the model is, i.e., how often it predicts correctly when stating that there is an injury – thus, it has to be as high as possible for the class 'Fracture' because it minimizes 'false alarms'. At the same time, the recall characteristic, otherwise known as sensitivity, determines how often the model correctly recognizes true positives. In other words, the high value of the recall for the class of interest shows that most of the cases of fractures will be identified by the model without producing false negative results.</w:t>
+      </w:r>
+      <w:r>
+        <w:rPr>
+          <w:rFonts w:asciiTheme="minorHAnsi" w:eastAsiaTheme="minorHAnsi" w:hAnsiTheme="minorHAnsi" w:cstheme="minorBidi"/>
+          <w:szCs w:val="22"/>
+        </w:rPr>
+        <w:t xml:space="preserve"> </w:t>
+      </w:r>
+      <w:r>
+        <w:rPr>
+          <w:rFonts w:asciiTheme="minorHAnsi" w:eastAsiaTheme="minorHAnsi" w:hAnsiTheme="minorHAnsi" w:cstheme="minorBidi"/>
+          <w:szCs w:val="22"/>
+        </w:rPr>
         <w:t>The Accuracy score that amounts to about 96% indicates a highly successful performance in the whole data set used for validation purposes. In addition, the macro-average provides the unweighted mean of precision, recall, and the F1-score with both classes being treated equally important. This indicates that the model has been trained well and does not favor any particular class during classification tasks. Altogether, the results show that the use of the MobileNetV2 architecture is statistically significant, and the model has been optimized for the task of identifying healthy and broken bones.</w:t>
       </w:r>
     </w:p>
@@ -1163,10 +1238,10 @@
         </w:rPr>
         <w:lastRenderedPageBreak/>
         <w:drawing>
-          <wp:inline distT="0" distB="0" distL="0" distR="0" wp14:anchorId="59AFD85D" wp14:editId="1AC37E12">
-            <wp:extent cx="5733415" cy="1905000"/>
+          <wp:inline distT="0" distB="0" distL="0" distR="0" wp14:anchorId="557AE28F" wp14:editId="00EB3FED">
+            <wp:extent cx="5733415" cy="4079875"/>
             <wp:effectExtent l="0" t="0" r="635" b="0"/>
-            <wp:docPr id="4" name="Picture 4"/>
+            <wp:docPr id="9" name="Picture 9"/>
             <wp:cNvGraphicFramePr>
               <a:graphicFrameLocks xmlns:a="http://schemas.openxmlformats.org/drawingml/2006/main" noChangeAspect="1"/>
             </wp:cNvGraphicFramePr>
@@ -1186,7 +1261,7 @@
                   <pic:spPr>
                     <a:xfrm>
                       <a:off x="0" y="0"/>
-                      <a:ext cx="5733415" cy="1905000"/>
+                      <a:ext cx="5733415" cy="4079875"/>
                     </a:xfrm>
                     <a:prstGeom prst="rect">
                       <a:avLst/>
@@ -1208,15 +1283,52 @@
           <w:szCs w:val="22"/>
         </w:rPr>
       </w:pPr>
+    </w:p>
+    <w:p>
+      <w:pPr>
+        <w:pStyle w:val="NormalWeb"/>
+        <w:jc w:val="center"/>
+      </w:pPr>
+      <w:r>
+        <w:rPr>
+          <w:b/>
+          <w:bCs/>
+        </w:rPr>
+        <w:t xml:space="preserve">Figure </w:t>
+      </w:r>
+      <w:r>
+        <w:rPr>
+          <w:b/>
+          <w:bCs/>
+        </w:rPr>
+        <w:t>5</w:t>
+      </w:r>
+      <w:r>
+        <w:rPr>
+          <w:b/>
+          <w:bCs/>
+        </w:rPr>
+        <w:t>:</w:t>
+      </w:r>
+      <w:r>
+        <w:t xml:space="preserve"> Representative X-ray images showcasing successful model predictions, where the "fracture" label is correctly identified across various anatomical views.</w:t>
+      </w:r>
+    </w:p>
+    <w:p>
+      <w:pPr>
+        <w:pStyle w:val="NormalWeb"/>
+        <w:jc w:val="center"/>
+      </w:pPr>
       <w:r>
         <w:rPr>
           <w:noProof/>
         </w:rPr>
+        <w:lastRenderedPageBreak/>
         <w:drawing>
-          <wp:inline distT="0" distB="0" distL="0" distR="0" wp14:anchorId="1951629D" wp14:editId="3CB572EF">
-            <wp:extent cx="5733415" cy="1894205"/>
+          <wp:inline distT="0" distB="0" distL="0" distR="0" wp14:anchorId="7B064B4B" wp14:editId="19062C7A">
+            <wp:extent cx="5733415" cy="3985260"/>
             <wp:effectExtent l="0" t="0" r="635" b="0"/>
-            <wp:docPr id="5" name="Picture 5"/>
+            <wp:docPr id="10" name="Picture 10"/>
             <wp:cNvGraphicFramePr>
               <a:graphicFrameLocks xmlns:a="http://schemas.openxmlformats.org/drawingml/2006/main" noChangeAspect="1"/>
             </wp:cNvGraphicFramePr>
@@ -1236,7 +1348,7 @@
                   <pic:spPr>
                     <a:xfrm>
                       <a:off x="0" y="0"/>
-                      <a:ext cx="5733415" cy="1894205"/>
+                      <a:ext cx="5733415" cy="3985260"/>
                     </a:xfrm>
                     <a:prstGeom prst="rect">
                       <a:avLst/>
@@ -1260,49 +1372,33 @@
       </w:pPr>
       <w:r>
         <w:rPr>
-          <w:noProof/>
-        </w:rPr>
-        <w:drawing>
-          <wp:inline distT="0" distB="0" distL="0" distR="0" wp14:anchorId="230EDF7E" wp14:editId="3EB13695">
-            <wp:extent cx="5733415" cy="1961515"/>
-            <wp:effectExtent l="0" t="0" r="635" b="635"/>
-            <wp:docPr id="6" name="Picture 6"/>
-            <wp:cNvGraphicFramePr>
-              <a:graphicFrameLocks xmlns:a="http://schemas.openxmlformats.org/drawingml/2006/main" noChangeAspect="1"/>
-            </wp:cNvGraphicFramePr>
-            <a:graphic xmlns:a="http://schemas.openxmlformats.org/drawingml/2006/main">
-              <a:graphicData uri="http://schemas.openxmlformats.org/drawingml/2006/picture">
-                <pic:pic xmlns:pic="http://schemas.openxmlformats.org/drawingml/2006/picture">
-                  <pic:nvPicPr>
-                    <pic:cNvPr id="1" name=""/>
-                    <pic:cNvPicPr/>
-                  </pic:nvPicPr>
-                  <pic:blipFill>
-                    <a:blip r:embed="rId11"/>
-                    <a:stretch>
-                      <a:fillRect/>
-                    </a:stretch>
-                  </pic:blipFill>
-                  <pic:spPr>
-                    <a:xfrm>
-                      <a:off x="0" y="0"/>
-                      <a:ext cx="5733415" cy="1961515"/>
-                    </a:xfrm>
-                    <a:prstGeom prst="rect">
-                      <a:avLst/>
-                    </a:prstGeom>
-                  </pic:spPr>
-                </pic:pic>
-              </a:graphicData>
-            </a:graphic>
-          </wp:inline>
-        </w:drawing>
+          <w:b/>
+          <w:bCs/>
+        </w:rPr>
+        <w:t xml:space="preserve">Figure </w:t>
+      </w:r>
+      <w:r>
+        <w:rPr>
+          <w:b/>
+          <w:bCs/>
+        </w:rPr>
+        <w:t>6</w:t>
+      </w:r>
+      <w:r>
+        <w:rPr>
+          <w:b/>
+          <w:bCs/>
+        </w:rPr>
+        <w:t>:</w:t>
+      </w:r>
+      <w:r>
+        <w:t xml:space="preserve"> Examples of model misclassifications, where "normal" X-ray images were incorrectly predicted as "fracture".</w:t>
       </w:r>
     </w:p>
     <w:p>
       <w:pPr>
         <w:pStyle w:val="NormalWeb"/>
-        <w:jc w:val="center"/>
+        <w:jc w:val="both"/>
         <w:rPr>
           <w:rFonts w:asciiTheme="minorHAnsi" w:eastAsiaTheme="minorHAnsi" w:hAnsiTheme="minorHAnsi" w:cstheme="minorBidi"/>
           <w:szCs w:val="22"/>
@@ -1310,156 +1406,84 @@
       </w:pPr>
       <w:r>
         <w:rPr>
-          <w:noProof/>
-        </w:rPr>
-        <w:drawing>
-          <wp:inline distT="0" distB="0" distL="0" distR="0" wp14:anchorId="259BFF98" wp14:editId="6A252F86">
-            <wp:extent cx="5733415" cy="1976120"/>
-            <wp:effectExtent l="0" t="0" r="635" b="5080"/>
-            <wp:docPr id="7" name="Picture 7"/>
-            <wp:cNvGraphicFramePr>
-              <a:graphicFrameLocks xmlns:a="http://schemas.openxmlformats.org/drawingml/2006/main" noChangeAspect="1"/>
-            </wp:cNvGraphicFramePr>
-            <a:graphic xmlns:a="http://schemas.openxmlformats.org/drawingml/2006/main">
-              <a:graphicData uri="http://schemas.openxmlformats.org/drawingml/2006/picture">
-                <pic:pic xmlns:pic="http://schemas.openxmlformats.org/drawingml/2006/picture">
-                  <pic:nvPicPr>
-                    <pic:cNvPr id="1" name=""/>
-                    <pic:cNvPicPr/>
-                  </pic:nvPicPr>
-                  <pic:blipFill>
-                    <a:blip r:embed="rId12"/>
-                    <a:stretch>
-                      <a:fillRect/>
-                    </a:stretch>
-                  </pic:blipFill>
-                  <pic:spPr>
-                    <a:xfrm>
-                      <a:off x="0" y="0"/>
-                      <a:ext cx="5733415" cy="1976120"/>
-                    </a:xfrm>
-                    <a:prstGeom prst="rect">
-                      <a:avLst/>
-                    </a:prstGeom>
-                  </pic:spPr>
-                </pic:pic>
-              </a:graphicData>
-            </a:graphic>
-          </wp:inline>
-        </w:drawing>
-      </w:r>
-    </w:p>
-    <w:p>
-      <w:pPr>
-        <w:pStyle w:val="NormalWeb"/>
-        <w:jc w:val="center"/>
-        <w:rPr>
           <w:rFonts w:asciiTheme="minorHAnsi" w:eastAsiaTheme="minorHAnsi" w:hAnsiTheme="minorHAnsi" w:cstheme="minorBidi"/>
           <w:szCs w:val="22"/>
         </w:rPr>
-      </w:pPr>
-    </w:p>
-    <w:p>
-      <w:pPr>
-        <w:pStyle w:val="NormalWeb"/>
-        <w:jc w:val="both"/>
+        <w:t>The above-mentioned images explain how the MobileNetV2 classifier arrives at its conclusions. Whereas conventional deep learning algorithms operate like "black boxes," the aforementioned illustrations show precisely which pixels, or "</w:t>
+      </w:r>
+      <w:proofErr w:type="spellStart"/>
+      <w:r>
         <w:rPr>
           <w:rFonts w:asciiTheme="minorHAnsi" w:eastAsiaTheme="minorHAnsi" w:hAnsiTheme="minorHAnsi" w:cstheme="minorBidi"/>
           <w:szCs w:val="22"/>
         </w:rPr>
-      </w:pPr>
+        <w:t>superpixels</w:t>
+      </w:r>
+      <w:proofErr w:type="spellEnd"/>
       <w:r>
         <w:rPr>
           <w:rFonts w:asciiTheme="minorHAnsi" w:eastAsiaTheme="minorHAnsi" w:hAnsiTheme="minorHAnsi" w:cstheme="minorBidi"/>
           <w:szCs w:val="22"/>
         </w:rPr>
-        <w:lastRenderedPageBreak/>
-        <w:t>The above-mentioned images explain how the MobileNetV2 classifier arrives at its conclusions. Whereas conventional deep learning algorithms operate like "black boxes," the aforementioned illustrations show precisely which pixels, or "</w:t>
-      </w:r>
-      <w:proofErr w:type="spellStart"/>
+        <w:t>," the algorithm uses when determining whether an image is classified as "Fractured" or "Normal." For images marked as "Fractured," the borders of the images are emphasized, drawing attention to specific regions where structural continuity does not exist or bone density drastically changes. The colored regions represent the portions of the image that aided in making the "Fractured" diagnosis. Focusing only on the localized fractures or disruptions, the image proves that the classifier is using accurate clinical evidence instead of irrelevant factors.</w:t>
+      </w:r>
       <w:r>
         <w:rPr>
           <w:rFonts w:asciiTheme="minorHAnsi" w:eastAsiaTheme="minorHAnsi" w:hAnsiTheme="minorHAnsi" w:cstheme="minorBidi"/>
           <w:szCs w:val="22"/>
         </w:rPr>
-        <w:t>superpixels</w:t>
-      </w:r>
-      <w:proofErr w:type="spellEnd"/>
+        <w:t xml:space="preserve"> </w:t>
+      </w:r>
       <w:r>
         <w:rPr>
           <w:rFonts w:asciiTheme="minorHAnsi" w:eastAsiaTheme="minorHAnsi" w:hAnsiTheme="minorHAnsi" w:cstheme="minorBidi"/>
           <w:szCs w:val="22"/>
         </w:rPr>
-        <w:t>," the algorithm uses when determining whether an image is classified as "Fractured" or "Normal." For images marked as "Fractured," the borders of the images are emphasized, drawing attention to specific regions where structural continuity does not exist or bone density drastically changes. The colored regions represent the portions of the image that aided in making the "Fractured" diagnosis. Focusing only on the localized fractures or disruptions, the image proves that the classifier is using accurate clinical evidence instead of irrelevant factors.</w:t>
-      </w:r>
-      <w:r>
-        <w:rPr>
-          <w:rFonts w:asciiTheme="minorHAnsi" w:eastAsiaTheme="minorHAnsi" w:hAnsiTheme="minorHAnsi" w:cstheme="minorBidi"/>
-          <w:szCs w:val="22"/>
+        <w:t>Such correspondence between the focus of the algorithm and the true abnormalities present in the anatomy is critical in building credibility within such an automated diagnosis system. It should be noted that the outlined super pixels correspond to an anatomically accurate alignment, indicating that the algorithm recognizes the lack of fractures as the most critical determinant of a healthy bone. This becomes especially important from a practical perspective, as it allows doctors to visually verify all predictions based on the biological significance of the model's accuracy rate of 96%.</w:t>
+      </w:r>
+    </w:p>
+    <w:p>
+      <w:pPr>
+        <w:jc w:val="both"/>
+        <w:rPr>
+          <w:b/>
+          <w:sz w:val="24"/>
+        </w:rPr>
+      </w:pPr>
+      <w:r>
+        <w:rPr>
+          <w:b/>
+          <w:sz w:val="24"/>
+        </w:rPr>
+        <w:t>Conclusion</w:t>
+      </w:r>
+    </w:p>
+    <w:p>
+      <w:pPr>
+        <w:jc w:val="both"/>
+        <w:rPr>
+          <w:sz w:val="24"/>
+        </w:rPr>
+      </w:pPr>
+      <w:r>
+        <w:rPr>
+          <w:sz w:val="24"/>
+        </w:rPr>
+        <w:t xml:space="preserve">In conclusion, this research clearly proves that a lightweight framework based on transfer learning can be used for detecting tibia and fibula fractures automatically. Using a frozen MobileNetV2 network as a backbone, researchers could achieve an outstanding validation </w:t>
+      </w:r>
+      <w:r>
+        <w:rPr>
+          <w:sz w:val="24"/>
+        </w:rPr>
+        <w:lastRenderedPageBreak/>
+        <w:t>accuracy of 96% while decreasing the complexity usually connected with deep neural networks' models. It was critical for the results to use several pre-processing approaches like median filtering and Gaussian smoothing due to their effect on improving image quality and feature extraction efficiency, according to PSNR and SSIM.</w:t>
+      </w:r>
+      <w:r>
+        <w:rPr>
+          <w:sz w:val="24"/>
         </w:rPr>
         <w:t xml:space="preserve"> </w:t>
       </w:r>
-      <w:r>
-        <w:rPr>
-          <w:rFonts w:asciiTheme="minorHAnsi" w:eastAsiaTheme="minorHAnsi" w:hAnsiTheme="minorHAnsi" w:cstheme="minorBidi"/>
-          <w:szCs w:val="22"/>
-        </w:rPr>
-        <w:t>Such correspondence between the focus of the algorithm and the true abnormalities present in the anatomy is critical in building credibility within such an automated diagnosis system. It should be noted that the outlined super pixels correspond to an anatomically accurate alignment, indicating that the algorithm recognizes the lack of fractures as the most critical determinant of a healthy bone. This becomes especially important from a practical perspective, as it allows doctors to visually verify all predictions based on the biological significance of the model's accuracy rate of 96%.</w:t>
-      </w:r>
-    </w:p>
-    <w:p>
-      <w:pPr>
-        <w:pStyle w:val="NormalWeb"/>
-        <w:jc w:val="both"/>
-        <w:rPr>
-          <w:rFonts w:asciiTheme="minorHAnsi" w:eastAsiaTheme="minorHAnsi" w:hAnsiTheme="minorHAnsi" w:cstheme="minorBidi"/>
-          <w:szCs w:val="22"/>
-        </w:rPr>
-      </w:pPr>
-    </w:p>
-    <w:p>
-      <w:pPr>
-        <w:jc w:val="both"/>
-        <w:rPr>
-          <w:sz w:val="24"/>
-        </w:rPr>
-      </w:pPr>
-      <w:r>
-        <w:rPr>
-          <w:sz w:val="24"/>
-        </w:rPr>
-        <w:t>Conclusion</w:t>
-      </w:r>
-    </w:p>
-    <w:p>
-      <w:pPr>
-        <w:jc w:val="both"/>
-        <w:rPr>
-          <w:sz w:val="24"/>
-        </w:rPr>
-      </w:pPr>
-      <w:r>
-        <w:rPr>
-          <w:sz w:val="24"/>
-        </w:rPr>
-        <w:t>In conclusion, this research clearly proves that a lightweight framework based on transfer learning can be used for detecting tibia and fibula fractures automatically. Using a frozen MobileNetV2 network as a backbone, researchers could achieve an outstanding validation accuracy of 96% while decreasing the complexity usually connected with deep neural networks' models. It was critical for the results to use several pre-processing approaches like median filtering and Gaussian smoothing due to their effect on improving image quality and feature extraction efficiency, according to PSNR and SSIM.</w:t>
-      </w:r>
-    </w:p>
-    <w:p>
-      <w:pPr>
-        <w:jc w:val="both"/>
-        <w:rPr>
-          <w:sz w:val="24"/>
-        </w:rPr>
-      </w:pPr>
-    </w:p>
-    <w:p>
-      <w:pPr>
-        <w:jc w:val="both"/>
-        <w:rPr>
-          <w:sz w:val="24"/>
-        </w:rPr>
-      </w:pPr>
       <w:r>
         <w:rPr>
           <w:sz w:val="24"/>
@@ -1611,7 +1635,6 @@
         <w:ind w:left="720" w:hanging="720"/>
       </w:pPr>
       <w:r>
-        <w:lastRenderedPageBreak/>
         <w:t>3.</w:t>
       </w:r>
       <w:r>
